--- a/INFO/Пояснительная записка.docx
+++ b/INFO/Пояснительная записка.docx
@@ -79,45 +79,7 @@
           <w:sz w:val="28"/>
           <w:szCs w:val="28"/>
         </w:rPr>
-        <w:t>ФОРУМ</w:t>
-      </w:r>
-      <w:r>
-        <w:rPr>
-          <w:rFonts w:ascii="Times New Roman" w:hAnsi="Times New Roman" w:cs="Times New Roman"/>
-          <w:b/>
-          <w:sz w:val="28"/>
-          <w:szCs w:val="28"/>
-          <w:lang w:val="en-US"/>
-        </w:rPr>
-        <w:t xml:space="preserve"> </w:t>
-      </w:r>
-      <w:r>
-        <w:rPr>
-          <w:rFonts w:ascii="Times New Roman" w:hAnsi="Times New Roman" w:cs="Times New Roman"/>
-          <w:b/>
-          <w:sz w:val="28"/>
-          <w:szCs w:val="28"/>
-        </w:rPr>
-        <w:t>О</w:t>
-      </w:r>
-      <w:r>
-        <w:rPr>
-          <w:rFonts w:ascii="Times New Roman" w:hAnsi="Times New Roman" w:cs="Times New Roman"/>
-          <w:b/>
-          <w:sz w:val="28"/>
-          <w:szCs w:val="28"/>
-          <w:lang w:val="en-US"/>
-        </w:rPr>
-        <w:t xml:space="preserve"> </w:t>
-      </w:r>
-      <w:r>
-        <w:rPr>
-          <w:rFonts w:ascii="Times New Roman" w:hAnsi="Times New Roman" w:cs="Times New Roman"/>
-          <w:b/>
-          <w:sz w:val="28"/>
-          <w:szCs w:val="28"/>
-        </w:rPr>
-        <w:t>СПОРТЕ</w:t>
+        <w:t>Видеоигра</w:t>
       </w:r>
     </w:p>
     <w:p>
@@ -142,6 +104,7 @@
         </w:rPr>
         <w:t>«</w:t>
       </w:r>
+      <w:proofErr w:type="spellStart"/>
       <w:r>
         <w:rPr>
           <w:rFonts w:ascii="Times New Roman" w:hAnsi="Times New Roman" w:cs="Times New Roman"/>
@@ -150,8 +113,9 @@
           <w:szCs w:val="28"/>
           <w:lang w:val="en-US"/>
         </w:rPr>
-        <w:t>CRUSH TEST YOURSELF</w:t>
-      </w:r>
+        <w:t>FlappyBird</w:t>
+      </w:r>
+      <w:proofErr w:type="spellEnd"/>
       <w:r>
         <w:rPr>
           <w:rFonts w:ascii="Times New Roman" w:hAnsi="Times New Roman" w:cs="Times New Roman"/>
@@ -2183,57 +2147,6 @@
           <w:shd w:val="clear" w:color="auto" w:fill="FFFFFF"/>
         </w:rPr>
       </w:pPr>
-      <w:proofErr w:type="spellStart"/>
-      <w:r>
-        <w:rPr>
-          <w:rFonts w:ascii="Times New Roman" w:hAnsi="Times New Roman" w:cs="Times New Roman"/>
-          <w:color w:val="000000"/>
-          <w:sz w:val="28"/>
-          <w:szCs w:val="28"/>
-          <w:shd w:val="clear" w:color="auto" w:fill="FFFFFF"/>
-        </w:rPr>
-        <w:t>dotGears</w:t>
-      </w:r>
-      <w:proofErr w:type="spellEnd"/>
-      <w:r>
-        <w:rPr>
-          <w:rFonts w:ascii="Times New Roman" w:hAnsi="Times New Roman" w:cs="Times New Roman"/>
-          <w:color w:val="000000"/>
-          <w:sz w:val="28"/>
-          <w:szCs w:val="28"/>
-          <w:shd w:val="clear" w:color="auto" w:fill="FFFFFF"/>
-        </w:rPr>
-        <w:t xml:space="preserve"> </w:t>
-      </w:r>
-      <w:proofErr w:type="spellStart"/>
-      <w:r>
-        <w:rPr>
-          <w:rFonts w:ascii="Times New Roman" w:hAnsi="Times New Roman" w:cs="Times New Roman"/>
-          <w:color w:val="000000"/>
-          <w:sz w:val="28"/>
-          <w:szCs w:val="28"/>
-          <w:shd w:val="clear" w:color="auto" w:fill="FFFFFF"/>
-          <w:lang w:val="en-US"/>
-        </w:rPr>
-        <w:t>FlappyBird</w:t>
-      </w:r>
-      <w:proofErr w:type="spellEnd"/>
-    </w:p>
-    <w:p>
-      <w:pPr>
-        <w:tabs>
-          <w:tab w:val="left" w:pos="1134"/>
-        </w:tabs>
-        <w:spacing w:after="0" w:line="360" w:lineRule="auto"/>
-        <w:ind w:left="709"/>
-        <w:contextualSpacing/>
-        <w:jc w:val="center"/>
-        <w:rPr>
-          <w:rFonts w:ascii="Times New Roman" w:hAnsi="Times New Roman" w:cs="Times New Roman"/>
-          <w:sz w:val="28"/>
-          <w:szCs w:val="28"/>
-        </w:rPr>
-      </w:pPr>
       <w:r>
         <w:rPr>
           <w:rFonts w:ascii="Times New Roman" w:hAnsi="Times New Roman" w:cs="Times New Roman"/>
@@ -2242,10 +2155,18 @@
           <w:szCs w:val="28"/>
         </w:rPr>
         <w:drawing>
-          <wp:inline distT="0" distB="0" distL="0" distR="0" wp14:anchorId="31AE4EC6" wp14:editId="4566469A">
-            <wp:extent cx="6031230" cy="3134995"/>
-            <wp:effectExtent l="0" t="0" r="7620" b="8255"/>
-            <wp:docPr id="4" name="Рисунок 4"/>
+          <wp:anchor distT="0" distB="0" distL="114300" distR="114300" simplePos="0" relativeHeight="251658240" behindDoc="0" locked="0" layoutInCell="1" allowOverlap="1" wp14:anchorId="20209B5A" wp14:editId="58C714F6">
+            <wp:simplePos x="0" y="0"/>
+            <wp:positionH relativeFrom="column">
+              <wp:posOffset>15240</wp:posOffset>
+            </wp:positionH>
+            <wp:positionV relativeFrom="paragraph">
+              <wp:posOffset>381635</wp:posOffset>
+            </wp:positionV>
+            <wp:extent cx="5589917" cy="3663049"/>
+            <wp:effectExtent l="0" t="0" r="0" b="0"/>
+            <wp:wrapTopAndBottom/>
+            <wp:docPr id="16" name="Рисунок 16"/>
             <wp:cNvGraphicFramePr>
               <a:graphicFrameLocks xmlns:a="http://schemas.openxmlformats.org/drawingml/2006/main" noChangeAspect="1"/>
             </wp:cNvGraphicFramePr>
@@ -2257,7 +2178,13 @@
                     <pic:cNvPicPr/>
                   </pic:nvPicPr>
                   <pic:blipFill>
-                    <a:blip r:embed="rId9"/>
+                    <a:blip r:embed="rId9">
+                      <a:extLst>
+                        <a:ext uri="{28A0092B-C50C-407E-A947-70E740481C1C}">
+                          <a14:useLocalDpi xmlns:a14="http://schemas.microsoft.com/office/drawing/2010/main" val="0"/>
+                        </a:ext>
+                      </a:extLst>
+                    </a:blip>
                     <a:stretch>
                       <a:fillRect/>
                     </a:stretch>
@@ -2265,7 +2192,7 @@
                   <pic:spPr>
                     <a:xfrm>
                       <a:off x="0" y="0"/>
-                      <a:ext cx="6031230" cy="3134995"/>
+                      <a:ext cx="5589917" cy="3663049"/>
                     </a:xfrm>
                     <a:prstGeom prst="rect">
                       <a:avLst/>
@@ -2274,9 +2201,66 @@
                 </pic:pic>
               </a:graphicData>
             </a:graphic>
-          </wp:inline>
+            <wp14:sizeRelH relativeFrom="page">
+              <wp14:pctWidth>0</wp14:pctWidth>
+            </wp14:sizeRelH>
+            <wp14:sizeRelV relativeFrom="page">
+              <wp14:pctHeight>0</wp14:pctHeight>
+            </wp14:sizeRelV>
+          </wp:anchor>
         </w:drawing>
       </w:r>
+      <w:proofErr w:type="spellStart"/>
+      <w:r>
+        <w:rPr>
+          <w:rFonts w:ascii="Times New Roman" w:hAnsi="Times New Roman" w:cs="Times New Roman"/>
+          <w:color w:val="000000"/>
+          <w:sz w:val="28"/>
+          <w:szCs w:val="28"/>
+          <w:shd w:val="clear" w:color="auto" w:fill="FFFFFF"/>
+        </w:rPr>
+        <w:t>dotGears</w:t>
+      </w:r>
+      <w:proofErr w:type="spellEnd"/>
+      <w:r>
+        <w:rPr>
+          <w:rFonts w:ascii="Times New Roman" w:hAnsi="Times New Roman" w:cs="Times New Roman"/>
+          <w:color w:val="000000"/>
+          <w:sz w:val="28"/>
+          <w:szCs w:val="28"/>
+          <w:shd w:val="clear" w:color="auto" w:fill="FFFFFF"/>
+        </w:rPr>
+        <w:t xml:space="preserve"> </w:t>
+      </w:r>
+      <w:proofErr w:type="spellStart"/>
+      <w:r>
+        <w:rPr>
+          <w:rFonts w:ascii="Times New Roman" w:hAnsi="Times New Roman" w:cs="Times New Roman"/>
+          <w:color w:val="000000"/>
+          <w:sz w:val="28"/>
+          <w:szCs w:val="28"/>
+          <w:shd w:val="clear" w:color="auto" w:fill="FFFFFF"/>
+          <w:lang w:val="en-US"/>
+        </w:rPr>
+        <w:t>FlappyBird</w:t>
+      </w:r>
+      <w:proofErr w:type="spellEnd"/>
+    </w:p>
+    <w:p>
+      <w:pPr>
+        <w:tabs>
+          <w:tab w:val="left" w:pos="1134"/>
+        </w:tabs>
+        <w:spacing w:after="0" w:line="360" w:lineRule="auto"/>
+        <w:ind w:left="709"/>
+        <w:contextualSpacing/>
+        <w:jc w:val="center"/>
+        <w:rPr>
+          <w:rFonts w:ascii="Times New Roman" w:hAnsi="Times New Roman" w:cs="Times New Roman"/>
+          <w:sz w:val="28"/>
+          <w:szCs w:val="28"/>
+        </w:rPr>
+      </w:pPr>
     </w:p>
     <w:p>
       <w:pPr>
@@ -2534,6 +2518,7 @@
           <w:sz w:val="28"/>
           <w:szCs w:val="28"/>
         </w:rPr>
+        <w:lastRenderedPageBreak/>
         <w:t>Простота интерфейса.</w:t>
       </w:r>
     </w:p>
@@ -2701,7 +2686,6 @@
           <w:sz w:val="28"/>
           <w:szCs w:val="28"/>
         </w:rPr>
-        <w:lastRenderedPageBreak/>
         <w:t>Плохая отрисовка текстур;</w:t>
       </w:r>
     </w:p>
